--- a/api/_templates/antragsentwurf.docx
+++ b/api/_templates/antragsentwurf.docx
@@ -1148,108 +1148,73 @@
         <w:rPr>
           <w:rFonts w:ascii="Arial" w:hAnsi="Arial" w:cs="Arial"/>
         </w:rPr>
-        <w:t xml:space="preserve">Aus der Ehe sind {{gemeinsame_kinder_text}} hervorgegangen:</w:t>
-      </w:r>
-    </w:p>
-    <w:p>
-      <w:pPr>
-        <w:widowControl w:val="0"/>
-        <w:autoSpaceDE w:val="0"/>
-        <w:autoSpaceDN w:val="0"/>
-        <w:adjustRightInd w:val="0"/>
-        <w:spacing w:after="0" w:line="330" w:lineRule="atLeast"/>
-        <w:jc w:val="both"/>
-        <w:rPr>
-          <w:rFonts w:ascii="Arial" w:hAnsi="Arial" w:cs="Arial"/>
-        </w:rPr>
-      </w:pPr>
-    </w:p>
-    <w:p>
-      <w:pPr>
-        <w:widowControl w:val="0"/>
-        <w:autoSpaceDE w:val="0"/>
-        <w:autoSpaceDN w:val="0"/>
-        <w:adjustRightInd w:val="0"/>
-        <w:spacing w:after="0" w:line="330" w:lineRule="atLeast"/>
-        <w:jc w:val="both"/>
-        <w:rPr>
-          <w:rFonts w:ascii="Arial" w:hAnsi="Arial" w:cs="Arial"/>
-        </w:rPr>
-      </w:pPr>
-      <w:r>
-        <w:rPr>
-          <w:rFonts w:ascii="Arial" w:hAnsi="Arial" w:cs="Arial"/>
-        </w:rPr>
-        <w:t xml:space="preserve">{{kind_1}}</w:t>
-      </w:r>
-    </w:p>
-    <w:p>
-      <w:pPr>
-        <w:widowControl w:val="0"/>
-        <w:autoSpaceDE w:val="0"/>
-        <w:autoSpaceDN w:val="0"/>
-        <w:adjustRightInd w:val="0"/>
-        <w:spacing w:after="0" w:line="330" w:lineRule="atLeast"/>
-        <w:jc w:val="both"/>
-        <w:rPr>
-          <w:rFonts w:ascii="Arial" w:hAnsi="Arial" w:cs="Arial"/>
-        </w:rPr>
-      </w:pPr>
-      <w:r>
-        <w:rPr>
-          <w:rFonts w:ascii="Arial" w:hAnsi="Arial" w:cs="Arial"/>
-        </w:rPr>
-        <w:t xml:space="preserve">{{kind_2}}</w:t>
-      </w:r>
-    </w:p>
-    <w:p>
-      <w:pPr>
-        <w:widowControl w:val="0"/>
-        <w:autoSpaceDE w:val="0"/>
-        <w:autoSpaceDN w:val="0"/>
-        <w:adjustRightInd w:val="0"/>
-        <w:spacing w:after="0" w:line="330" w:lineRule="atLeast"/>
-        <w:jc w:val="both"/>
-        <w:rPr>
-          <w:rFonts w:ascii="Arial" w:hAnsi="Arial" w:cs="Arial"/>
-        </w:rPr>
-      </w:pPr>
-    </w:p>
-    <w:p>
-      <w:pPr>
-        <w:widowControl w:val="0"/>
-        <w:autoSpaceDE w:val="0"/>
-        <w:autoSpaceDN w:val="0"/>
-        <w:adjustRightInd w:val="0"/>
-        <w:spacing w:after="0" w:line="330" w:lineRule="atLeast"/>
-        <w:jc w:val="both"/>
-        <w:rPr>
-          <w:rFonts w:ascii="Arial" w:hAnsi="Arial" w:cs="Arial"/>
-          <w:b/>
-        </w:rPr>
-      </w:pPr>
-      <w:r>
-        <w:rPr>
-          <w:rFonts w:ascii="Arial" w:hAnsi="Arial" w:cs="Arial"/>
-          <w:b/>
-          <w:u w:val="single"/>
-        </w:rPr>
-        <w:t>Beweis:</w:t>
-      </w:r>
-      <w:r>
-        <w:rPr>
-          <w:rFonts w:ascii="Arial" w:hAnsi="Arial" w:cs="Arial"/>
-          <w:b/>
-        </w:rPr>
-        <w:tab/>
-      </w:r>
-      <w:r>
-        <w:rPr>
-          <w:rFonts w:ascii="Arial" w:hAnsi="Arial" w:cs="Arial"/>
-          <w:b/>
-        </w:rPr>
-        <w:tab/>
-        <w:t>Geburtsurkunden der Kinder, Anlage 2</w:t>
+        <w:t xml:space="preserve">Aus der Ehe sind {{gemeinsame_kinder_text}} hervorgegangen.</w:t>
+      </w:r>
+    </w:p>
+    <w:p>
+      <w:pPr>
+        <w:widowControl w:val="0"/>
+        <w:autoSpaceDE w:val="0"/>
+        <w:autoSpaceDN w:val="0"/>
+        <w:adjustRightInd w:val="0"/>
+        <w:spacing w:after="0" w:line="330" w:lineRule="atLeast"/>
+        <w:jc w:val="both"/>
+        <w:rPr>
+          <w:rFonts w:ascii="Arial" w:hAnsi="Arial" w:cs="Arial"/>
+        </w:rPr>
+      </w:pPr>
+    </w:p>
+    <w:p>
+      <w:pPr>
+        <w:widowControl w:val="0"/>
+        <w:autoSpaceDE w:val="0"/>
+        <w:autoSpaceDN w:val="0"/>
+        <w:adjustRightInd w:val="0"/>
+        <w:spacing w:after="0" w:line="330" w:lineRule="atLeast"/>
+        <w:jc w:val="both"/>
+        <w:rPr>
+          <w:rFonts w:ascii="Arial" w:hAnsi="Arial" w:cs="Arial"/>
+        </w:rPr>
+      </w:pPr>
+      <w:r>
+        <w:rPr>
+          <w:rFonts w:ascii="Arial" w:hAnsi="Arial" w:cs="Arial"/>
+        </w:rPr>
+        <w:t xml:space="preserve">{{kinder_liste}}</w:t>
+      </w:r>
+    </w:p>
+    <w:p>
+      <w:pPr>
+        <w:widowControl w:val="0"/>
+        <w:autoSpaceDE w:val="0"/>
+        <w:autoSpaceDN w:val="0"/>
+        <w:adjustRightInd w:val="0"/>
+        <w:spacing w:after="0" w:line="330" w:lineRule="atLeast"/>
+        <w:jc w:val="both"/>
+        <w:rPr>
+          <w:rFonts w:ascii="Arial" w:hAnsi="Arial" w:cs="Arial"/>
+        </w:rPr>
+      </w:pPr>
+    </w:p>
+    <w:p>
+      <w:pPr>
+        <w:widowControl w:val="0"/>
+        <w:autoSpaceDE w:val="0"/>
+        <w:autoSpaceDN w:val="0"/>
+        <w:adjustRightInd w:val="0"/>
+        <w:spacing w:after="0" w:line="330" w:lineRule="atLeast"/>
+        <w:jc w:val="both"/>
+        <w:rPr>
+          <w:rFonts w:ascii="Arial" w:hAnsi="Arial" w:cs="Arial"/>
+          <w:b/>
+        </w:rPr>
+      </w:pPr>
+      <w:r>
+        <w:rPr>
+          <w:rFonts w:ascii="Arial" w:hAnsi="Arial" w:cs="Arial"/>
+          <w:b/>
+        </w:rPr>
+        <w:t xml:space="preserve">{{kinder_beweis}}</w:t>
       </w:r>
     </w:p>
     <w:p>
